--- a/pr-preview/pr-155/chapters/teaching.docx
+++ b/pr-preview/pr-155/chapters/teaching.docx
@@ -15,7 +15,7 @@
         <w:pStyle w:val="Date"/>
       </w:pPr>
       <w:r>
-        <w:t xml:space="preserve">Last modified: 2026-10-09 09:58:50 (PDT)</w:t>
+        <w:t xml:space="preserve">Last modified: 2026-10-09 10:32:38 (PDT)</w:t>
       </w:r>
     </w:p>
     <w:tbl>
@@ -1908,6 +1908,90 @@
         </w:numPr>
       </w:pPr>
       <w:r>
+        <w:t xml:space="preserve">Point students only to places they can open.</w:t>
+      </w:r>
+      <w:r>
+        <w:t xml:space="preserve"> </w:t>
+      </w:r>
+      <w:r>
+        <w:t xml:space="preserve">Students read a course’s published site, not its repository,</w:t>
+      </w:r>
+      <w:r>
+        <w:t xml:space="preserve"> </w:t>
+      </w:r>
+      <w:r>
+        <w:t xml:space="preserve">which is often private.</w:t>
+      </w:r>
+      <w:r>
+        <w:t xml:space="preserve"> </w:t>
+      </w:r>
+      <w:r>
+        <w:t xml:space="preserve">So never send them to a file in the repository,</w:t>
+      </w:r>
+      <w:r>
+        <w:t xml:space="preserve"> </w:t>
+      </w:r>
+      <w:r>
+        <w:t xml:space="preserve">to a</w:t>
+      </w:r>
+      <w:r>
+        <w:t xml:space="preserve"> </w:t>
+      </w:r>
+      <w:r>
+        <w:rPr>
+          <w:rStyle w:val="VerbatimChar"/>
+        </w:rPr>
+        <w:t xml:space="preserve">github.com</w:t>
+      </w:r>
+      <w:r>
+        <w:t xml:space="preserve"> </w:t>
+      </w:r>
+      <w:r>
+        <w:t xml:space="preserve">link into a private repository,</w:t>
+      </w:r>
+      <w:r>
+        <w:t xml:space="preserve"> </w:t>
+      </w:r>
+      <w:r>
+        <w:t xml:space="preserve">or to</w:t>
+      </w:r>
+      <w:r>
+        <w:t xml:space="preserve"> </w:t>
+      </w:r>
+      <w:r>
+        <w:t xml:space="preserve">“the copy in this repository”</w:t>
+      </w:r>
+      <w:r>
+        <w:t xml:space="preserve">.</w:t>
+      </w:r>
+      <w:r>
+        <w:t xml:space="preserve"> </w:t>
+      </w:r>
+      <w:r>
+        <w:t xml:space="preserve">Link a data file from the published site,</w:t>
+      </w:r>
+      <w:r>
+        <w:t xml:space="preserve"> </w:t>
+      </w:r>
+      <w:r>
+        <w:t xml:space="preserve">from a public repository or package,</w:t>
+      </w:r>
+      <w:r>
+        <w:t xml:space="preserve"> </w:t>
+      </w:r>
+      <w:r>
+        <w:t xml:space="preserve">or from the data’s original public source.</w:t>
+      </w:r>
+    </w:p>
+    <w:p>
+      <w:pPr>
+        <w:pStyle w:val="Compact"/>
+        <w:numPr>
+          <w:ilvl w:val="0"/>
+          <w:numId w:val="1005"/>
+        </w:numPr>
+      </w:pPr>
+      <w:r>
         <w:t xml:space="preserve">Do not assume that students own a laptop.</w:t>
       </w:r>
       <w:r>
@@ -1924,13 +2008,27 @@
       </w:r>
     </w:p>
     <w:bookmarkEnd w:id="26"/>
-    <w:bookmarkStart w:id="27" w:name="make-figures-accessible"/>
+    <w:bookmarkStart w:id="35" w:name="present-r-results-with-modern-packages"/>
     <w:p>
       <w:pPr>
         <w:pStyle w:val="Heading2"/>
       </w:pPr>
       <w:r>
-        <w:t xml:space="preserve">9 Make figures accessible</w:t>
+        <w:t xml:space="preserve">9 Present R results with modern packages</w:t>
+      </w:r>
+    </w:p>
+    <w:p>
+      <w:pPr>
+        <w:pStyle w:val="FirstParagraph"/>
+      </w:pPr>
+      <w:r>
+        <w:t xml:space="preserve">This rule applies to all R code in teaching materials,</w:t>
+      </w:r>
+      <w:r>
+        <w:t xml:space="preserve"> </w:t>
+      </w:r>
+      <w:r>
+        <w:t xml:space="preserve">in every course and every teaching repository.</w:t>
       </w:r>
     </w:p>
     <w:p>
@@ -1942,6 +2040,401 @@
         </w:numPr>
       </w:pPr>
       <w:r>
+        <w:t xml:space="preserve">Even when you fit a model with a base R function such as</w:t>
+      </w:r>
+      <w:r>
+        <w:t xml:space="preserve"> </w:t>
+      </w:r>
+      <w:r>
+        <w:rPr>
+          <w:rStyle w:val="VerbatimChar"/>
+        </w:rPr>
+        <w:t xml:space="preserve">lm()</w:t>
+      </w:r>
+      <w:r>
+        <w:t xml:space="preserve"> </w:t>
+      </w:r>
+      <w:r>
+        <w:t xml:space="preserve">or</w:t>
+      </w:r>
+      <w:r>
+        <w:t xml:space="preserve"> </w:t>
+      </w:r>
+      <w:r>
+        <w:rPr>
+          <w:rStyle w:val="VerbatimChar"/>
+        </w:rPr>
+        <w:t xml:space="preserve">glm()</w:t>
+      </w:r>
+      <w:r>
+        <w:t xml:space="preserve">,</w:t>
+      </w:r>
+      <w:r>
+        <w:t xml:space="preserve"> </w:t>
+      </w:r>
+      <w:r>
+        <w:t xml:space="preserve">show its results with modern packages, not with base R output.</w:t>
+      </w:r>
+    </w:p>
+    <w:p>
+      <w:pPr>
+        <w:pStyle w:val="Compact"/>
+        <w:numPr>
+          <w:ilvl w:val="0"/>
+          <w:numId w:val="1006"/>
+        </w:numPr>
+      </w:pPr>
+      <w:r>
+        <w:t xml:space="preserve">Show coefficient tables with</w:t>
+      </w:r>
+      <w:r>
+        <w:t xml:space="preserve"> </w:t>
+      </w:r>
+      <w:hyperlink r:id="rId27">
+        <w:r>
+          <w:rPr>
+            <w:rStyle w:val="Hyperlink"/>
+          </w:rPr>
+          <w:t xml:space="preserve">parameters</w:t>
+        </w:r>
+      </w:hyperlink>
+      <w:r>
+        <w:t xml:space="preserve"> </w:t>
+      </w:r>
+      <w:r>
+        <w:t xml:space="preserve">(</w:t>
+      </w:r>
+      <w:r>
+        <w:rPr>
+          <w:rStyle w:val="VerbatimChar"/>
+        </w:rPr>
+        <w:t xml:space="preserve">parameters() |&gt; print_md()</w:t>
+      </w:r>
+      <w:r>
+        <w:t xml:space="preserve">)</w:t>
+      </w:r>
+      <w:r>
+        <w:t xml:space="preserve"> </w:t>
+      </w:r>
+      <w:r>
+        <w:t xml:space="preserve">or</w:t>
+      </w:r>
+      <w:r>
+        <w:t xml:space="preserve"> </w:t>
+      </w:r>
+      <w:hyperlink r:id="rId28">
+        <w:r>
+          <w:rPr>
+            <w:rStyle w:val="Hyperlink"/>
+          </w:rPr>
+          <w:t xml:space="preserve">gtsummary</w:t>
+        </w:r>
+      </w:hyperlink>
+      <w:r>
+        <w:t xml:space="preserve"> </w:t>
+      </w:r>
+      <w:r>
+        <w:t xml:space="preserve">(</w:t>
+      </w:r>
+      <w:r>
+        <w:rPr>
+          <w:rStyle w:val="VerbatimChar"/>
+        </w:rPr>
+        <w:t xml:space="preserve">tbl_regression()</w:t>
+      </w:r>
+      <w:r>
+        <w:t xml:space="preserve">),</w:t>
+      </w:r>
+      <w:r>
+        <w:t xml:space="preserve"> </w:t>
+      </w:r>
+      <w:r>
+        <w:t xml:space="preserve">not with</w:t>
+      </w:r>
+      <w:r>
+        <w:t xml:space="preserve"> </w:t>
+      </w:r>
+      <w:r>
+        <w:rPr>
+          <w:rStyle w:val="VerbatimChar"/>
+        </w:rPr>
+        <w:t xml:space="preserve">summary()</w:t>
+      </w:r>
+      <w:r>
+        <w:t xml:space="preserve"> </w:t>
+      </w:r>
+      <w:r>
+        <w:t xml:space="preserve">or</w:t>
+      </w:r>
+      <w:r>
+        <w:t xml:space="preserve"> </w:t>
+      </w:r>
+      <w:r>
+        <w:rPr>
+          <w:rStyle w:val="VerbatimChar"/>
+        </w:rPr>
+        <w:t xml:space="preserve">coef(summary())</w:t>
+      </w:r>
+      <w:r>
+        <w:t xml:space="preserve"> </w:t>
+      </w:r>
+      <w:r>
+        <w:t xml:space="preserve">printouts.</w:t>
+      </w:r>
+    </w:p>
+    <w:p>
+      <w:pPr>
+        <w:pStyle w:val="Compact"/>
+        <w:numPr>
+          <w:ilvl w:val="0"/>
+          <w:numId w:val="1006"/>
+        </w:numPr>
+      </w:pPr>
+      <w:r>
+        <w:t xml:space="preserve">Draw figures with</w:t>
+      </w:r>
+      <w:r>
+        <w:t xml:space="preserve"> </w:t>
+      </w:r>
+      <w:hyperlink r:id="rId29">
+        <w:r>
+          <w:rPr>
+            <w:rStyle w:val="Hyperlink"/>
+          </w:rPr>
+          <w:t xml:space="preserve">ggplot2</w:t>
+        </w:r>
+      </w:hyperlink>
+      <w:r>
+        <w:t xml:space="preserve">,</w:t>
+      </w:r>
+      <w:r>
+        <w:t xml:space="preserve"> </w:t>
+      </w:r>
+      <w:r>
+        <w:t xml:space="preserve">not with base graphics such as</w:t>
+      </w:r>
+      <w:r>
+        <w:t xml:space="preserve"> </w:t>
+      </w:r>
+      <w:r>
+        <w:rPr>
+          <w:rStyle w:val="VerbatimChar"/>
+        </w:rPr>
+        <w:t xml:space="preserve">plot()</w:t>
+      </w:r>
+      <w:r>
+        <w:t xml:space="preserve">,</w:t>
+      </w:r>
+      <w:r>
+        <w:t xml:space="preserve"> </w:t>
+      </w:r>
+      <w:r>
+        <w:rPr>
+          <w:rStyle w:val="VerbatimChar"/>
+        </w:rPr>
+        <w:t xml:space="preserve">lines()</w:t>
+      </w:r>
+      <w:r>
+        <w:t xml:space="preserve"> </w:t>
+      </w:r>
+      <w:r>
+        <w:t xml:space="preserve">and</w:t>
+      </w:r>
+      <w:r>
+        <w:t xml:space="preserve"> </w:t>
+      </w:r>
+      <w:r>
+        <w:rPr>
+          <w:rStyle w:val="VerbatimChar"/>
+        </w:rPr>
+        <w:t xml:space="preserve">abline()</w:t>
+      </w:r>
+      <w:r>
+        <w:t xml:space="preserve">.</w:t>
+      </w:r>
+    </w:p>
+    <w:p>
+      <w:pPr>
+        <w:pStyle w:val="Compact"/>
+        <w:numPr>
+          <w:ilvl w:val="0"/>
+          <w:numId w:val="1006"/>
+        </w:numPr>
+      </w:pPr>
+      <w:r>
+        <w:t xml:space="preserve">Draw model plots with packages built on ggplot2:</w:t>
+      </w:r>
+      <w:r>
+        <w:t xml:space="preserve"> </w:t>
+      </w:r>
+      <w:hyperlink r:id="rId30">
+        <w:r>
+          <w:rPr>
+            <w:rStyle w:val="Hyperlink"/>
+          </w:rPr>
+          <w:t xml:space="preserve">sjPlot</w:t>
+        </w:r>
+      </w:hyperlink>
+      <w:r>
+        <w:t xml:space="preserve"> </w:t>
+      </w:r>
+      <w:r>
+        <w:t xml:space="preserve">or</w:t>
+      </w:r>
+      <w:r>
+        <w:t xml:space="preserve"> </w:t>
+      </w:r>
+      <w:hyperlink r:id="rId31">
+        <w:r>
+          <w:rPr>
+            <w:rStyle w:val="Hyperlink"/>
+          </w:rPr>
+          <w:t xml:space="preserve">ggeffects</w:t>
+        </w:r>
+      </w:hyperlink>
+      <w:r>
+        <w:t xml:space="preserve"> </w:t>
+      </w:r>
+      <w:r>
+        <w:t xml:space="preserve">for predictions,</w:t>
+      </w:r>
+      <w:r>
+        <w:t xml:space="preserve"> </w:t>
+      </w:r>
+      <w:r>
+        <w:t xml:space="preserve">and</w:t>
+      </w:r>
+      <w:r>
+        <w:t xml:space="preserve"> </w:t>
+      </w:r>
+      <w:hyperlink r:id="rId32">
+        <w:r>
+          <w:rPr>
+            <w:rStyle w:val="Hyperlink"/>
+          </w:rPr>
+          <w:t xml:space="preserve">performance</w:t>
+        </w:r>
+      </w:hyperlink>
+      <w:r>
+        <w:t xml:space="preserve">’s</w:t>
+      </w:r>
+      <w:r>
+        <w:t xml:space="preserve"> </w:t>
+      </w:r>
+      <w:r>
+        <w:rPr>
+          <w:rStyle w:val="VerbatimChar"/>
+        </w:rPr>
+        <w:t xml:space="preserve">check_model()</w:t>
+      </w:r>
+      <w:r>
+        <w:t xml:space="preserve"> </w:t>
+      </w:r>
+      <w:r>
+        <w:t xml:space="preserve">for diagnostic plots.</w:t>
+      </w:r>
+    </w:p>
+    <w:p>
+      <w:pPr>
+        <w:pStyle w:val="Compact"/>
+        <w:numPr>
+          <w:ilvl w:val="0"/>
+          <w:numId w:val="1006"/>
+        </w:numPr>
+      </w:pPr>
+      <w:r>
+        <w:t xml:space="preserve">Show model fit statistics with performance’s</w:t>
+      </w:r>
+      <w:r>
+        <w:t xml:space="preserve"> </w:t>
+      </w:r>
+      <w:r>
+        <w:rPr>
+          <w:rStyle w:val="VerbatimChar"/>
+        </w:rPr>
+        <w:t xml:space="preserve">model_performance()</w:t>
+      </w:r>
+      <w:r>
+        <w:t xml:space="preserve"> </w:t>
+      </w:r>
+      <w:r>
+        <w:t xml:space="preserve">or</w:t>
+      </w:r>
+      <w:r>
+        <w:t xml:space="preserve"> </w:t>
+      </w:r>
+      <w:hyperlink r:id="rId33">
+        <w:r>
+          <w:rPr>
+            <w:rStyle w:val="Hyperlink"/>
+          </w:rPr>
+          <w:t xml:space="preserve">broom</w:t>
+        </w:r>
+      </w:hyperlink>
+      <w:r>
+        <w:t xml:space="preserve">’s</w:t>
+      </w:r>
+      <w:r>
+        <w:t xml:space="preserve"> </w:t>
+      </w:r>
+      <w:r>
+        <w:rPr>
+          <w:rStyle w:val="VerbatimChar"/>
+        </w:rPr>
+        <w:t xml:space="preserve">glance()</w:t>
+      </w:r>
+      <w:r>
+        <w:t xml:space="preserve">.</w:t>
+      </w:r>
+    </w:p>
+    <w:p>
+      <w:pPr>
+        <w:pStyle w:val="Compact"/>
+        <w:numPr>
+          <w:ilvl w:val="0"/>
+          <w:numId w:val="1006"/>
+        </w:numPr>
+      </w:pPr>
+      <w:r>
+        <w:t xml:space="preserve">Ezra’s</w:t>
+      </w:r>
+      <w:r>
+        <w:t xml:space="preserve"> </w:t>
+      </w:r>
+      <w:hyperlink r:id="rId34">
+        <w:r>
+          <w:rPr>
+            <w:rStyle w:val="Hyperlink"/>
+          </w:rPr>
+          <w:t xml:space="preserve">rme</w:t>
+        </w:r>
+      </w:hyperlink>
+      <w:r>
+        <w:t xml:space="preserve"> </w:t>
+      </w:r>
+      <w:r>
+        <w:t xml:space="preserve">notes show the style.</w:t>
+      </w:r>
+    </w:p>
+    <w:bookmarkEnd w:id="35"/>
+    <w:bookmarkStart w:id="36" w:name="make-figures-accessible"/>
+    <w:p>
+      <w:pPr>
+        <w:pStyle w:val="Heading2"/>
+      </w:pPr>
+      <w:r>
+        <w:t xml:space="preserve">10 Make figures accessible</w:t>
+      </w:r>
+    </w:p>
+    <w:p>
+      <w:pPr>
+        <w:pStyle w:val="Compact"/>
+        <w:numPr>
+          <w:ilvl w:val="0"/>
+          <w:numId w:val="1007"/>
+        </w:numPr>
+      </w:pPr>
+      <w:r>
         <w:t xml:space="preserve">Wrap each figure, including an interactive one, in a</w:t>
       </w:r>
       <w:r>
@@ -1965,7 +2458,7 @@
         <w:pStyle w:val="Compact"/>
         <w:numPr>
           <w:ilvl w:val="0"/>
-          <w:numId w:val="1006"/>
+          <w:numId w:val="1007"/>
         </w:numPr>
       </w:pPr>
       <w:r>
@@ -1995,7 +2488,7 @@
         <w:pStyle w:val="Compact"/>
         <w:numPr>
           <w:ilvl w:val="0"/>
-          <w:numId w:val="1006"/>
+          <w:numId w:val="1007"/>
         </w:numPr>
       </w:pPr>
       <w:r>
@@ -2034,7 +2527,7 @@
         <w:pStyle w:val="Compact"/>
         <w:numPr>
           <w:ilvl w:val="0"/>
-          <w:numId w:val="1006"/>
+          <w:numId w:val="1007"/>
         </w:numPr>
       </w:pPr>
       <w:r>
@@ -2059,22 +2552,22 @@
         <w:t xml:space="preserve">(observed when rendering lecture notes to PDF).</w:t>
       </w:r>
     </w:p>
-    <w:bookmarkEnd w:id="27"/>
-    <w:bookmarkStart w:id="29" w:name="structure-slides-for-the-reader"/>
+    <w:bookmarkEnd w:id="36"/>
+    <w:bookmarkStart w:id="38" w:name="structure-slides-for-the-reader"/>
     <w:p>
       <w:pPr>
         <w:pStyle w:val="Heading2"/>
       </w:pPr>
       <w:r>
-        <w:t xml:space="preserve">10 Structure slides for the reader</w:t>
-      </w:r>
-    </w:p>
-    <w:p>
-      <w:pPr>
-        <w:pStyle w:val="Compact"/>
-        <w:numPr>
-          <w:ilvl w:val="0"/>
-          <w:numId w:val="1007"/>
+        <w:t xml:space="preserve">11 Structure slides for the reader</w:t>
+      </w:r>
+    </w:p>
+    <w:p>
+      <w:pPr>
+        <w:pStyle w:val="Compact"/>
+        <w:numPr>
+          <w:ilvl w:val="0"/>
+          <w:numId w:val="1008"/>
         </w:numPr>
       </w:pPr>
       <w:r>
@@ -2104,7 +2597,7 @@
         <w:pStyle w:val="Compact"/>
         <w:numPr>
           <w:ilvl w:val="0"/>
-          <w:numId w:val="1007"/>
+          <w:numId w:val="1008"/>
         </w:numPr>
       </w:pPr>
       <w:r>
@@ -2119,7 +2612,7 @@
       <w:r>
         <w:t xml:space="preserve"> </w:t>
       </w:r>
-      <w:hyperlink r:id="rId28">
+      <w:hyperlink r:id="rId37">
         <w:r>
           <w:rPr>
             <w:rStyle w:val="Hyperlink"/>
@@ -2139,7 +2632,7 @@
         <w:pStyle w:val="Compact"/>
         <w:numPr>
           <w:ilvl w:val="0"/>
-          <w:numId w:val="1007"/>
+          <w:numId w:val="1008"/>
         </w:numPr>
       </w:pPr>
       <w:r>
@@ -2166,7 +2659,7 @@
         <w:pStyle w:val="Compact"/>
         <w:numPr>
           <w:ilvl w:val="0"/>
-          <w:numId w:val="1007"/>
+          <w:numId w:val="1008"/>
         </w:numPr>
       </w:pPr>
       <w:r>
@@ -2235,7 +2728,7 @@
         <w:pStyle w:val="Compact"/>
         <w:numPr>
           <w:ilvl w:val="0"/>
-          <w:numId w:val="1007"/>
+          <w:numId w:val="1008"/>
         </w:numPr>
       </w:pPr>
       <w:r>
@@ -2304,7 +2797,7 @@
         <w:pStyle w:val="Compact"/>
         <w:numPr>
           <w:ilvl w:val="0"/>
-          <w:numId w:val="1007"/>
+          <w:numId w:val="1008"/>
         </w:numPr>
       </w:pPr>
       <w:r>
@@ -2328,7 +2821,7 @@
         <w:pStyle w:val="Compact"/>
         <w:numPr>
           <w:ilvl w:val="0"/>
-          <w:numId w:val="1007"/>
+          <w:numId w:val="1008"/>
         </w:numPr>
       </w:pPr>
       <w:r>
@@ -2359,22 +2852,22 @@
         <w:t xml:space="preserve">Put a slide break after the heading and move the text onto content slides.</w:t>
       </w:r>
     </w:p>
-    <w:bookmarkEnd w:id="29"/>
-    <w:bookmarkStart w:id="33" w:name="Xcb579568ef754486ebde8b41ba4528bdf380eec"/>
+    <w:bookmarkEnd w:id="38"/>
+    <w:bookmarkStart w:id="42" w:name="Xcb579568ef754486ebde8b41ba4528bdf380eec"/>
     <w:p>
       <w:pPr>
         <w:pStyle w:val="Heading2"/>
       </w:pPr>
       <w:r>
-        <w:t xml:space="preserve">11 Credit other courses without summarizing them</w:t>
-      </w:r>
-    </w:p>
-    <w:p>
-      <w:pPr>
-        <w:pStyle w:val="Compact"/>
-        <w:numPr>
-          <w:ilvl w:val="0"/>
-          <w:numId w:val="1008"/>
+        <w:t xml:space="preserve">12 Credit other courses without summarizing them</w:t>
+      </w:r>
+    </w:p>
+    <w:p>
+      <w:pPr>
+        <w:pStyle w:val="Compact"/>
+        <w:numPr>
+          <w:ilvl w:val="0"/>
+          <w:numId w:val="1009"/>
         </w:numPr>
       </w:pPr>
       <w:r>
@@ -2419,7 +2912,7 @@
       <w:r>
         <w:t xml:space="preserve"> </w:t>
       </w:r>
-      <w:hyperlink r:id="rId30">
+      <w:hyperlink r:id="rId39">
         <w:r>
           <w:rPr>
             <w:rStyle w:val="Hyperlink"/>
@@ -2460,7 +2953,7 @@
         <w:pStyle w:val="Compact"/>
         <w:numPr>
           <w:ilvl w:val="0"/>
-          <w:numId w:val="1008"/>
+          <w:numId w:val="1009"/>
         </w:numPr>
       </w:pPr>
       <w:r>
@@ -2475,7 +2968,7 @@
       <w:r>
         <w:t xml:space="preserve"> </w:t>
       </w:r>
-      <w:hyperlink r:id="rId31">
+      <w:hyperlink r:id="rId40">
         <w:r>
           <w:rPr>
             <w:rStyle w:val="Hyperlink"/>
@@ -2495,7 +2988,7 @@
         <w:pStyle w:val="Compact"/>
         <w:numPr>
           <w:ilvl w:val="0"/>
-          <w:numId w:val="1008"/>
+          <w:numId w:val="1009"/>
         </w:numPr>
       </w:pPr>
       <w:r>
@@ -2504,7 +2997,7 @@
       <w:r>
         <w:t xml:space="preserve"> </w:t>
       </w:r>
-      <w:hyperlink r:id="rId32">
+      <w:hyperlink r:id="rId41">
         <w:r>
           <w:rPr>
             <w:rStyle w:val="Hyperlink"/>
@@ -2524,7 +3017,7 @@
         <w:pStyle w:val="Compact"/>
         <w:numPr>
           <w:ilvl w:val="0"/>
-          <w:numId w:val="1008"/>
+          <w:numId w:val="1009"/>
         </w:numPr>
       </w:pPr>
       <w:r>
@@ -2537,14 +3030,14 @@
         <w:t xml:space="preserve">because a bare citation key renders as the author list.</w:t>
       </w:r>
     </w:p>
-    <w:bookmarkEnd w:id="33"/>
-    <w:bookmarkStart w:id="42" w:name="rules-that-apply-to-all-writing"/>
+    <w:bookmarkEnd w:id="42"/>
+    <w:bookmarkStart w:id="51" w:name="rules-that-apply-to-all-writing"/>
     <w:p>
       <w:pPr>
         <w:pStyle w:val="Heading2"/>
       </w:pPr>
       <w:r>
-        <w:t xml:space="preserve">12 Rules that apply to all writing</w:t>
+        <w:t xml:space="preserve">13 Rules that apply to all writing</w:t>
       </w:r>
     </w:p>
     <w:p>
@@ -2560,10 +3053,10 @@
         <w:pStyle w:val="Compact"/>
         <w:numPr>
           <w:ilvl w:val="0"/>
-          <w:numId w:val="1009"/>
-        </w:numPr>
-      </w:pPr>
-      <w:hyperlink r:id="rId34">
+          <w:numId w:val="1010"/>
+        </w:numPr>
+      </w:pPr>
+      <w:hyperlink r:id="rId43">
         <w:r>
           <w:rPr>
             <w:rStyle w:val="Hyperlink"/>
@@ -2580,10 +3073,10 @@
         <w:pStyle w:val="Compact"/>
         <w:numPr>
           <w:ilvl w:val="0"/>
-          <w:numId w:val="1009"/>
-        </w:numPr>
-      </w:pPr>
-      <w:hyperlink r:id="rId35">
+          <w:numId w:val="1010"/>
+        </w:numPr>
+      </w:pPr>
+      <w:hyperlink r:id="rId44">
         <w:r>
           <w:rPr>
             <w:rStyle w:val="Hyperlink"/>
@@ -2603,10 +3096,10 @@
         <w:pStyle w:val="Compact"/>
         <w:numPr>
           <w:ilvl w:val="0"/>
-          <w:numId w:val="1009"/>
-        </w:numPr>
-      </w:pPr>
-      <w:hyperlink r:id="rId36">
+          <w:numId w:val="1010"/>
+        </w:numPr>
+      </w:pPr>
+      <w:hyperlink r:id="rId45">
         <w:r>
           <w:rPr>
             <w:rStyle w:val="Hyperlink"/>
@@ -2623,10 +3116,10 @@
         <w:pStyle w:val="Compact"/>
         <w:numPr>
           <w:ilvl w:val="0"/>
-          <w:numId w:val="1009"/>
-        </w:numPr>
-      </w:pPr>
-      <w:hyperlink r:id="rId37">
+          <w:numId w:val="1010"/>
+        </w:numPr>
+      </w:pPr>
+      <w:hyperlink r:id="rId46">
         <w:r>
           <w:rPr>
             <w:rStyle w:val="Hyperlink"/>
@@ -2646,10 +3139,10 @@
         <w:pStyle w:val="Compact"/>
         <w:numPr>
           <w:ilvl w:val="0"/>
-          <w:numId w:val="1009"/>
-        </w:numPr>
-      </w:pPr>
-      <w:hyperlink r:id="rId38">
+          <w:numId w:val="1010"/>
+        </w:numPr>
+      </w:pPr>
+      <w:hyperlink r:id="rId47">
         <w:r>
           <w:rPr>
             <w:rStyle w:val="Hyperlink"/>
@@ -2661,8 +3154,8 @@
         <w:t xml:space="preserve">.</w:t>
       </w:r>
     </w:p>
-    <w:bookmarkStart w:id="41" w:name="refs"/>
-    <w:bookmarkStart w:id="40" w:name="ref-freeman2014active"/>
+    <w:bookmarkStart w:id="50" w:name="refs"/>
+    <w:bookmarkStart w:id="49" w:name="ref-freeman2014active"/>
     <w:p>
       <w:pPr>
         <w:pStyle w:val="Bibliography"/>
@@ -2695,7 +3188,7 @@
       <w:r>
         <w:t xml:space="preserve"> </w:t>
       </w:r>
-      <w:hyperlink r:id="rId39">
+      <w:hyperlink r:id="rId48">
         <w:r>
           <w:rPr>
             <w:rStyle w:val="Hyperlink"/>
@@ -2707,9 +3200,9 @@
         <w:t xml:space="preserve">.</w:t>
       </w:r>
     </w:p>
-    <w:bookmarkEnd w:id="40"/>
-    <w:bookmarkEnd w:id="41"/>
-    <w:bookmarkEnd w:id="42"/>
+    <w:bookmarkEnd w:id="49"/>
+    <w:bookmarkEnd w:id="50"/>
+    <w:bookmarkEnd w:id="51"/>
     <w:sectPr>
       <w:footnotePr>
         <w:numRestart w:val="eachSect"/>
@@ -2951,6 +3444,9 @@
     <w:abstractNumId w:val="991"/>
   </w:num>
   <w:num w:numId="1009">
+    <w:abstractNumId w:val="991"/>
+  </w:num>
+  <w:num w:numId="1010">
     <w:abstractNumId w:val="991"/>
   </w:num>
 </w:numbering>
